--- a/Lab_1_3/laratornaya_rabota_1_3.docx
+++ b/Lab_1_3/laratornaya_rabota_1_3.docx
@@ -1445,7 +1445,7 @@
           <w:szCs w:val="20"/>
           <w:lang w:eastAsia="ru-RU"/>
         </w:rPr>
-        <w:t>5</w:t>
+        <w:t>6</w:t>
       </w:r>
       <w:r>
         <w:rPr>
@@ -1581,9 +1581,10 @@
       <w:r>
         <w:rPr>
           <w:rFonts w:ascii="Times New Roman" w:hAnsi="Times New Roman" w:cs="Times New Roman"/>
-          <w:sz w:val="28"/>
-          <w:szCs w:val="28"/>
-          <w:lang w:val="en-US"/>
+          <w:noProof/>
+          <w:sz w:val="28"/>
+          <w:szCs w:val="28"/>
+          <w:lang w:eastAsia="ru-RU"/>
         </w:rPr>
         <w:drawing>
           <wp:inline distT="0" distB="0" distL="0" distR="0" wp14:anchorId="389172B4" wp14:editId="4ACBDD46">
@@ -1697,8 +1698,10 @@
       <w:r>
         <w:rPr>
           <w:rFonts w:ascii="Times New Roman" w:hAnsi="Times New Roman" w:cs="Times New Roman"/>
-          <w:sz w:val="28"/>
-          <w:szCs w:val="28"/>
+          <w:noProof/>
+          <w:sz w:val="28"/>
+          <w:szCs w:val="28"/>
+          <w:lang w:eastAsia="ru-RU"/>
         </w:rPr>
         <w:drawing>
           <wp:inline distT="0" distB="0" distL="0" distR="0" wp14:anchorId="0CD89475" wp14:editId="6BC40E4A">
@@ -1785,8 +1788,10 @@
       <w:r>
         <w:rPr>
           <w:rFonts w:ascii="Times New Roman" w:hAnsi="Times New Roman" w:cs="Times New Roman"/>
-          <w:sz w:val="28"/>
-          <w:szCs w:val="28"/>
+          <w:noProof/>
+          <w:sz w:val="28"/>
+          <w:szCs w:val="28"/>
+          <w:lang w:eastAsia="ru-RU"/>
         </w:rPr>
         <w:lastRenderedPageBreak/>
         <w:drawing>
@@ -1874,8 +1879,10 @@
       <w:r>
         <w:rPr>
           <w:rFonts w:ascii="Times New Roman" w:hAnsi="Times New Roman" w:cs="Times New Roman"/>
-          <w:sz w:val="28"/>
-          <w:szCs w:val="28"/>
+          <w:noProof/>
+          <w:sz w:val="28"/>
+          <w:szCs w:val="28"/>
+          <w:lang w:eastAsia="ru-RU"/>
         </w:rPr>
         <w:drawing>
           <wp:inline distT="0" distB="0" distL="0" distR="0" wp14:anchorId="62E58F11" wp14:editId="282D6821">
@@ -1970,8 +1977,10 @@
       <w:r>
         <w:rPr>
           <w:rFonts w:ascii="Times New Roman" w:hAnsi="Times New Roman" w:cs="Times New Roman"/>
-          <w:sz w:val="28"/>
-          <w:szCs w:val="28"/>
+          <w:noProof/>
+          <w:sz w:val="28"/>
+          <w:szCs w:val="28"/>
+          <w:lang w:eastAsia="ru-RU"/>
         </w:rPr>
         <w:drawing>
           <wp:inline distT="0" distB="0" distL="0" distR="0" wp14:anchorId="740E6C67" wp14:editId="6861B31C">
@@ -2069,8 +2078,10 @@
       <w:r>
         <w:rPr>
           <w:rFonts w:ascii="Times New Roman" w:hAnsi="Times New Roman" w:cs="Times New Roman"/>
-          <w:sz w:val="28"/>
-          <w:szCs w:val="28"/>
+          <w:noProof/>
+          <w:sz w:val="28"/>
+          <w:szCs w:val="28"/>
+          <w:lang w:eastAsia="ru-RU"/>
         </w:rPr>
         <w:lastRenderedPageBreak/>
         <w:drawing>
@@ -2118,7 +2129,6 @@
           <w:rFonts w:ascii="Times New Roman" w:hAnsi="Times New Roman" w:cs="Times New Roman"/>
           <w:sz w:val="28"/>
           <w:szCs w:val="28"/>
-          <w:lang w:val="en-US"/>
         </w:rPr>
       </w:pPr>
       <w:r>
@@ -2134,7 +2144,6 @@
           <w:rFonts w:ascii="Times New Roman" w:hAnsi="Times New Roman" w:cs="Times New Roman"/>
           <w:sz w:val="28"/>
           <w:szCs w:val="28"/>
-          <w:lang w:val="en-US"/>
         </w:rPr>
         <w:t xml:space="preserve"> 6 – </w:t>
       </w:r>
@@ -2155,7 +2164,6 @@
           <w:rFonts w:ascii="Times New Roman" w:hAnsi="Times New Roman" w:cs="Times New Roman"/>
           <w:sz w:val="28"/>
           <w:szCs w:val="28"/>
-          <w:lang w:val="en-US"/>
         </w:rPr>
       </w:pPr>
     </w:p>
@@ -2170,16 +2178,90 @@
           <w:szCs w:val="28"/>
         </w:rPr>
       </w:pPr>
+      <w:r>
+        <w:rPr>
+          <w:rFonts w:ascii="Times New Roman" w:hAnsi="Times New Roman" w:cs="Times New Roman"/>
+          <w:sz w:val="28"/>
+          <w:szCs w:val="28"/>
+        </w:rPr>
+        <w:t>На основании данных можно сделать вывод, что в Китае, а в частности в Пекине находятся 4 самых больших банка в мире, которые и лидируют по всем показателям, что наглядно показано на графиках.</w:t>
+      </w:r>
+    </w:p>
+    <w:p>
+      <w:pPr>
+        <w:spacing w:line="360" w:lineRule="auto"/>
+        <w:ind w:firstLine="709"/>
+        <w:jc w:val="both"/>
+        <w:rPr>
+          <w:rFonts w:ascii="Times New Roman" w:hAnsi="Times New Roman" w:cs="Times New Roman"/>
+          <w:sz w:val="28"/>
+          <w:szCs w:val="28"/>
+        </w:rPr>
+      </w:pPr>
+      <w:r>
+        <w:rPr>
+          <w:rFonts w:ascii="Times New Roman" w:hAnsi="Times New Roman" w:cs="Times New Roman"/>
+          <w:b/>
+          <w:sz w:val="28"/>
+          <w:szCs w:val="28"/>
+        </w:rPr>
+        <w:t>Вывод:</w:t>
+      </w:r>
+      <w:r>
+        <w:rPr>
+          <w:rFonts w:ascii="Times New Roman" w:hAnsi="Times New Roman" w:cs="Times New Roman"/>
+          <w:b/>
+          <w:sz w:val="28"/>
+          <w:szCs w:val="28"/>
+        </w:rPr>
+        <w:t xml:space="preserve"> </w:t>
+      </w:r>
+      <w:r>
+        <w:rPr>
+          <w:rFonts w:ascii="Times New Roman" w:hAnsi="Times New Roman" w:cs="Times New Roman"/>
+          <w:sz w:val="28"/>
+          <w:szCs w:val="28"/>
+        </w:rPr>
+        <w:t xml:space="preserve">В ходе выполнения освоены базовые принципы и получен </w:t>
+      </w:r>
       <w:bookmarkStart w:id="0" w:name="_GoBack"/>
-      <w:r>
-        <w:rPr>
-          <w:rFonts w:ascii="Times New Roman" w:hAnsi="Times New Roman" w:cs="Times New Roman"/>
-          <w:sz w:val="28"/>
-          <w:szCs w:val="28"/>
-        </w:rPr>
-        <w:t>На основании данных можно сделать вывод, что в Китае, а в частности в Пекине находятся 4 самых больших банка в мире, которые и лидируют по всем показателям, что наглядно показано на графиках.</w:t>
-      </w:r>
       <w:bookmarkEnd w:id="0"/>
+      <w:r>
+        <w:rPr>
+          <w:rFonts w:ascii="Times New Roman" w:hAnsi="Times New Roman" w:cs="Times New Roman"/>
+          <w:sz w:val="28"/>
+          <w:szCs w:val="28"/>
+        </w:rPr>
+        <w:t>навык работы</w:t>
+      </w:r>
+      <w:r>
+        <w:rPr>
+          <w:rFonts w:ascii="Times New Roman" w:hAnsi="Times New Roman" w:cs="Times New Roman"/>
+          <w:sz w:val="28"/>
+          <w:szCs w:val="28"/>
+        </w:rPr>
+        <w:t xml:space="preserve"> с данными в Power BI Desktop с использованием редактора Power Query</w:t>
+      </w:r>
+      <w:r>
+        <w:rPr>
+          <w:rFonts w:ascii="Times New Roman" w:hAnsi="Times New Roman" w:cs="Times New Roman"/>
+          <w:sz w:val="28"/>
+          <w:szCs w:val="28"/>
+        </w:rPr>
+        <w:t>.</w:t>
+      </w:r>
+    </w:p>
+    <w:p>
+      <w:pPr>
+        <w:spacing w:after="0" w:line="360" w:lineRule="auto"/>
+        <w:ind w:firstLine="709"/>
+        <w:jc w:val="both"/>
+        <w:rPr>
+          <w:rFonts w:ascii="Times New Roman" w:hAnsi="Times New Roman" w:cs="Times New Roman"/>
+          <w:sz w:val="28"/>
+          <w:szCs w:val="28"/>
+        </w:rPr>
+      </w:pPr>
     </w:p>
     <w:sectPr>
       <w:pgSz w:w="11906" w:h="16838"/>
@@ -5156,7 +5238,7 @@
 </file>
 
 <file path=customXml/itemProps1.xml><?xml version="1.0" encoding="utf-8"?>
-<ds:datastoreItem xmlns:ds="http://schemas.openxmlformats.org/officeDocument/2006/customXml" ds:itemID="{3F11C062-8E39-46A8-B45D-74EFEC49F04E}">
+<ds:datastoreItem xmlns:ds="http://schemas.openxmlformats.org/officeDocument/2006/customXml" ds:itemID="{9E123D3C-87BA-4B81-8DBF-39F484836E09}">
   <ds:schemaRefs>
     <ds:schemaRef ds:uri="http://schemas.openxmlformats.org/officeDocument/2006/bibliography"/>
   </ds:schemaRefs>
